--- a/4_Diari/2025.04.16.docx
+++ b/4_Diari/2025.04.16.docx
@@ -201,426 +201,34 @@
                 <w:numId w:val="26"/>
               </w:numPr>
               <w:rPr>
-                <w:rFonts w:ascii="Arial" w:hAnsi="Arial" w:cs="Arial"/>
+                <w:lang w:eastAsia="it-CH"/>
               </w:rPr>
             </w:pPr>
             <w:r>
               <w:rPr>
                 <w:rFonts w:ascii="Arial" w:hAnsi="Arial" w:cs="Arial"/>
               </w:rPr>
-              <w:t xml:space="preserve">  Lavoro su </w:t>
+              <w:t xml:space="preserve">  </w:t>
+            </w:r>
+            <w:r>
+              <w:rPr>
+                <w:rFonts w:ascii="Arial" w:hAnsi="Arial" w:cs="Arial"/>
+              </w:rPr>
+              <w:t xml:space="preserve">Aggiunto relazione tra utente e nota, un utente può vedere solo le note create (messo solo su </w:t>
             </w:r>
             <w:proofErr w:type="spellStart"/>
             <w:r>
               <w:rPr>
                 <w:rFonts w:ascii="Arial" w:hAnsi="Arial" w:cs="Arial"/>
               </w:rPr>
-              <w:t>manage.php</w:t>
+              <w:t>db</w:t>
             </w:r>
             <w:proofErr w:type="spellEnd"/>
             <w:r>
               <w:rPr>
                 <w:rFonts w:ascii="Arial" w:hAnsi="Arial" w:cs="Arial"/>
               </w:rPr>
-              <w:t>:</w:t>
-            </w:r>
-          </w:p>
-          <w:p>
-            <w:pPr>
-              <w:pStyle w:val="Paragrafoelenco"/>
-              <w:numPr>
-                <w:ilvl w:val="0"/>
-                <w:numId w:val="26"/>
-              </w:numPr>
-              <w:rPr>
-                <w:rFonts w:ascii="Arial" w:hAnsi="Arial" w:cs="Arial"/>
-              </w:rPr>
-            </w:pPr>
-            <w:r>
-              <w:rPr>
-                <w:rFonts w:ascii="Arial" w:hAnsi="Arial" w:cs="Arial"/>
-              </w:rPr>
-              <w:t>Ho aggiunto il codice per gestire vari tipi di allegati: file, testo e disegni.</w:t>
-            </w:r>
-          </w:p>
-          <w:p>
-            <w:pPr>
-              <w:pStyle w:val="Paragrafoelenco"/>
-              <w:numPr>
-                <w:ilvl w:val="0"/>
-                <w:numId w:val="26"/>
-              </w:numPr>
-              <w:rPr>
-                <w:rFonts w:ascii="Arial" w:hAnsi="Arial" w:cs="Arial"/>
-              </w:rPr>
-            </w:pPr>
-            <w:r>
-              <w:rPr>
-                <w:rFonts w:ascii="Arial" w:hAnsi="Arial" w:cs="Arial"/>
-              </w:rPr>
-              <w:t>A seconda di cosa l'utente carica, il sistema fa cose diverse:</w:t>
-            </w:r>
-          </w:p>
-          <w:p>
-            <w:pPr>
-              <w:pStyle w:val="Paragrafoelenco"/>
-              <w:numPr>
-                <w:ilvl w:val="0"/>
-                <w:numId w:val="26"/>
-              </w:numPr>
-              <w:rPr>
-                <w:rFonts w:ascii="Arial" w:hAnsi="Arial" w:cs="Arial"/>
-              </w:rPr>
-            </w:pPr>
-            <w:r>
-              <w:rPr>
-                <w:rFonts w:ascii="Arial" w:hAnsi="Arial" w:cs="Arial"/>
-              </w:rPr>
-              <w:t>File: Se viene caricato un file, lo metto in una cartella dedicata alla nota.</w:t>
-            </w:r>
-          </w:p>
-          <w:p>
-            <w:pPr>
-              <w:pStyle w:val="Paragrafoelenco"/>
-              <w:numPr>
-                <w:ilvl w:val="0"/>
-                <w:numId w:val="26"/>
-              </w:numPr>
-              <w:rPr>
-                <w:rFonts w:ascii="Arial" w:hAnsi="Arial" w:cs="Arial"/>
-              </w:rPr>
-            </w:pPr>
-            <w:r>
-              <w:rPr>
-                <w:rFonts w:ascii="Arial" w:hAnsi="Arial" w:cs="Arial"/>
-              </w:rPr>
-              <w:t>Testo: Se l'utente scrive del testo, creo un file .</w:t>
-            </w:r>
-            <w:proofErr w:type="spellStart"/>
-            <w:r>
-              <w:rPr>
-                <w:rFonts w:ascii="Arial" w:hAnsi="Arial" w:cs="Arial"/>
-              </w:rPr>
-              <w:t>txt</w:t>
-            </w:r>
-            <w:proofErr w:type="spellEnd"/>
-            <w:r>
-              <w:rPr>
-                <w:rFonts w:ascii="Arial" w:hAnsi="Arial" w:cs="Arial"/>
-              </w:rPr>
-              <w:t xml:space="preserve"> con il suo contenuto.</w:t>
-            </w:r>
-          </w:p>
-          <w:p>
-            <w:pPr>
-              <w:pStyle w:val="Paragrafoelenco"/>
-              <w:numPr>
-                <w:ilvl w:val="0"/>
-                <w:numId w:val="26"/>
-              </w:numPr>
-              <w:rPr>
-                <w:rFonts w:ascii="Arial" w:hAnsi="Arial" w:cs="Arial"/>
-              </w:rPr>
-            </w:pPr>
-            <w:r>
-              <w:rPr>
-                <w:rFonts w:ascii="Arial" w:hAnsi="Arial" w:cs="Arial"/>
-              </w:rPr>
-              <w:t>Disegno: Se c'è un disegno, lo salvo come un'immagine .</w:t>
-            </w:r>
-            <w:proofErr w:type="spellStart"/>
-            <w:r>
-              <w:rPr>
-                <w:rFonts w:ascii="Arial" w:hAnsi="Arial" w:cs="Arial"/>
-              </w:rPr>
-              <w:t>png</w:t>
-            </w:r>
-            <w:proofErr w:type="spellEnd"/>
-            <w:r>
-              <w:rPr>
-                <w:rFonts w:ascii="Arial" w:hAnsi="Arial" w:cs="Arial"/>
-              </w:rPr>
-              <w:t>.</w:t>
-            </w:r>
-          </w:p>
-          <w:p>
-            <w:pPr>
-              <w:pStyle w:val="Paragrafoelenco"/>
-              <w:numPr>
-                <w:ilvl w:val="0"/>
-                <w:numId w:val="26"/>
-              </w:numPr>
-              <w:rPr>
-                <w:rFonts w:ascii="Arial" w:hAnsi="Arial" w:cs="Arial"/>
-              </w:rPr>
-            </w:pPr>
-            <w:r>
-              <w:rPr>
-                <w:rFonts w:ascii="Arial" w:hAnsi="Arial" w:cs="Arial"/>
-              </w:rPr>
-              <w:t>Ho pensato di creare automaticamente una cartella per ogni nota, così tutto è ben organizzato e separato.</w:t>
-            </w:r>
-          </w:p>
-          <w:p>
-            <w:pPr>
-              <w:pStyle w:val="Paragrafoelenco"/>
-              <w:numPr>
-                <w:ilvl w:val="0"/>
-                <w:numId w:val="26"/>
-              </w:numPr>
-              <w:rPr>
-                <w:rFonts w:ascii="Arial" w:hAnsi="Arial" w:cs="Arial"/>
-              </w:rPr>
-            </w:pPr>
-            <w:r>
-              <w:rPr>
-                <w:rFonts w:ascii="Arial" w:hAnsi="Arial" w:cs="Arial"/>
-              </w:rPr>
-              <w:t xml:space="preserve">  Gestione degli errori e </w:t>
-            </w:r>
-            <w:proofErr w:type="spellStart"/>
-            <w:r>
-              <w:rPr>
-                <w:rFonts w:ascii="Arial" w:hAnsi="Arial" w:cs="Arial"/>
-              </w:rPr>
-              <w:t>logging</w:t>
-            </w:r>
-            <w:proofErr w:type="spellEnd"/>
-            <w:r>
-              <w:rPr>
-                <w:rFonts w:ascii="Arial" w:hAnsi="Arial" w:cs="Arial"/>
-              </w:rPr>
-              <w:t>:</w:t>
-            </w:r>
-          </w:p>
-          <w:p>
-            <w:pPr>
-              <w:pStyle w:val="Paragrafoelenco"/>
-              <w:numPr>
-                <w:ilvl w:val="0"/>
-                <w:numId w:val="26"/>
-              </w:numPr>
-              <w:rPr>
-                <w:rFonts w:ascii="Arial" w:hAnsi="Arial" w:cs="Arial"/>
-              </w:rPr>
-            </w:pPr>
-            <w:r>
-              <w:rPr>
-                <w:rFonts w:ascii="Arial" w:hAnsi="Arial" w:cs="Arial"/>
-              </w:rPr>
-              <w:t>Ho aggiunto un sistema che registra ogni operazione, così se qualcosa va storto (tipo un file che non si carica), lo so subito.</w:t>
-            </w:r>
-          </w:p>
-          <w:p>
-            <w:pPr>
-              <w:pStyle w:val="Paragrafoelenco"/>
-              <w:numPr>
-                <w:ilvl w:val="0"/>
-                <w:numId w:val="26"/>
-              </w:numPr>
-              <w:rPr>
-                <w:rFonts w:ascii="Arial" w:hAnsi="Arial" w:cs="Arial"/>
-              </w:rPr>
-            </w:pPr>
-            <w:r>
-              <w:rPr>
-                <w:rFonts w:ascii="Arial" w:hAnsi="Arial" w:cs="Arial"/>
-              </w:rPr>
-              <w:t>In caso di errore, il sistema segnala chiaramente cosa non ha funzionato.</w:t>
-            </w:r>
-          </w:p>
-          <w:p>
-            <w:pPr>
-              <w:pStyle w:val="Paragrafoelenco"/>
-              <w:numPr>
-                <w:ilvl w:val="0"/>
-                <w:numId w:val="26"/>
-              </w:numPr>
-              <w:rPr>
-                <w:rFonts w:ascii="Arial" w:hAnsi="Arial" w:cs="Arial"/>
-              </w:rPr>
-            </w:pPr>
-            <w:r>
-              <w:rPr>
-                <w:rFonts w:ascii="Arial" w:hAnsi="Arial" w:cs="Arial"/>
-              </w:rPr>
-              <w:t xml:space="preserve"> Modifiche su </w:t>
-            </w:r>
-            <w:proofErr w:type="spellStart"/>
-            <w:r>
-              <w:rPr>
-                <w:rFonts w:ascii="Arial" w:hAnsi="Arial" w:cs="Arial"/>
-              </w:rPr>
-              <w:t>user.php</w:t>
-            </w:r>
-            <w:proofErr w:type="spellEnd"/>
-            <w:r>
-              <w:rPr>
-                <w:rFonts w:ascii="Arial" w:hAnsi="Arial" w:cs="Arial"/>
-              </w:rPr>
-              <w:t>:</w:t>
-            </w:r>
-          </w:p>
-          <w:p>
-            <w:pPr>
-              <w:pStyle w:val="Paragrafoelenco"/>
-              <w:numPr>
-                <w:ilvl w:val="0"/>
-                <w:numId w:val="26"/>
-              </w:numPr>
-              <w:rPr>
-                <w:rFonts w:ascii="Arial" w:hAnsi="Arial" w:cs="Arial"/>
-              </w:rPr>
-            </w:pPr>
-            <w:r>
-              <w:rPr>
-                <w:rFonts w:ascii="Arial" w:hAnsi="Arial" w:cs="Arial"/>
-              </w:rPr>
-              <w:t>Ho permesso agli utenti di cambiare la loro password. Ora, se vogliono farlo, devono inserire la vecchia password e quella nuova.</w:t>
-            </w:r>
-          </w:p>
-          <w:p>
-            <w:pPr>
-              <w:pStyle w:val="Paragrafoelenco"/>
-              <w:numPr>
-                <w:ilvl w:val="0"/>
-                <w:numId w:val="26"/>
-              </w:numPr>
-              <w:rPr>
-                <w:rFonts w:ascii="Arial" w:hAnsi="Arial" w:cs="Arial"/>
-              </w:rPr>
-            </w:pPr>
-            <w:r>
-              <w:rPr>
-                <w:rFonts w:ascii="Arial" w:hAnsi="Arial" w:cs="Arial"/>
-              </w:rPr>
-              <w:t>Se tutto è in ordine, la password viene aggiornata nel database, senza intoppi.</w:t>
-            </w:r>
-          </w:p>
-          <w:p>
-            <w:pPr>
-              <w:pStyle w:val="Paragrafoelenco"/>
-              <w:numPr>
-                <w:ilvl w:val="0"/>
-                <w:numId w:val="26"/>
-              </w:numPr>
-              <w:rPr>
-                <w:rFonts w:ascii="Arial" w:hAnsi="Arial" w:cs="Arial"/>
-              </w:rPr>
-            </w:pPr>
-            <w:r>
-              <w:rPr>
-                <w:rFonts w:ascii="Arial" w:hAnsi="Arial" w:cs="Arial"/>
-              </w:rPr>
-              <w:t>Aggiornamenti in manageInput.js:</w:t>
-            </w:r>
-          </w:p>
-          <w:p>
-            <w:pPr>
-              <w:pStyle w:val="Paragrafoelenco"/>
-              <w:numPr>
-                <w:ilvl w:val="0"/>
-                <w:numId w:val="26"/>
-              </w:numPr>
-              <w:rPr>
-                <w:rFonts w:ascii="Arial" w:hAnsi="Arial" w:cs="Arial"/>
-              </w:rPr>
-            </w:pPr>
-            <w:r>
-              <w:rPr>
-                <w:rFonts w:ascii="Arial" w:hAnsi="Arial" w:cs="Arial"/>
-              </w:rPr>
-              <w:t>Ho creato un sistema che permette agli utenti di aggiungere facilmente campi per caricare allegati (file, testo, disegni).</w:t>
-            </w:r>
-          </w:p>
-          <w:p>
-            <w:pPr>
-              <w:pStyle w:val="Paragrafoelenco"/>
-              <w:numPr>
-                <w:ilvl w:val="0"/>
-                <w:numId w:val="26"/>
-              </w:numPr>
-              <w:rPr>
-                <w:rFonts w:ascii="Arial" w:hAnsi="Arial" w:cs="Arial"/>
-              </w:rPr>
-            </w:pPr>
-            <w:r>
-              <w:rPr>
-                <w:rFonts w:ascii="Arial" w:hAnsi="Arial" w:cs="Arial"/>
-              </w:rPr>
-              <w:t>Ogni volta che si salva qualcosa, non c'è bisogno di ricaricare la pagina, perché tutto avviene tramite AJAX. Così l'utente riceve subito una notifica di successo o errore.</w:t>
-            </w:r>
-          </w:p>
-          <w:p>
-            <w:pPr>
-              <w:pStyle w:val="Paragrafoelenco"/>
-              <w:numPr>
-                <w:ilvl w:val="0"/>
-                <w:numId w:val="26"/>
-              </w:numPr>
-              <w:rPr>
-                <w:rFonts w:ascii="Arial" w:hAnsi="Arial" w:cs="Arial"/>
-              </w:rPr>
-            </w:pPr>
-            <w:r>
-              <w:rPr>
-                <w:rFonts w:ascii="Arial" w:hAnsi="Arial" w:cs="Arial"/>
-              </w:rPr>
-              <w:t>Lavoro sul database:</w:t>
-            </w:r>
-          </w:p>
-          <w:p>
-            <w:pPr>
-              <w:pStyle w:val="Paragrafoelenco"/>
-              <w:numPr>
-                <w:ilvl w:val="0"/>
-                <w:numId w:val="26"/>
-              </w:numPr>
-              <w:rPr>
-                <w:rFonts w:ascii="Arial" w:hAnsi="Arial" w:cs="Arial"/>
-              </w:rPr>
-            </w:pPr>
-            <w:r>
-              <w:rPr>
-                <w:rFonts w:ascii="Arial" w:hAnsi="Arial" w:cs="Arial"/>
-              </w:rPr>
-              <w:t>Ho creato una tabella attachment per memorizzare tutte le informazioni sugli allegati, come nome del file, percorso, tipo di file e ID della nota.</w:t>
-            </w:r>
-          </w:p>
-          <w:p>
-            <w:pPr>
-              <w:pStyle w:val="Paragrafoelenco"/>
-              <w:numPr>
-                <w:ilvl w:val="0"/>
-                <w:numId w:val="26"/>
-              </w:numPr>
-              <w:rPr>
-                <w:rFonts w:ascii="Arial" w:hAnsi="Arial" w:cs="Arial"/>
-              </w:rPr>
-            </w:pPr>
-            <w:r>
-              <w:rPr>
-                <w:rFonts w:ascii="Arial" w:hAnsi="Arial" w:cs="Arial"/>
-              </w:rPr>
-              <w:t>Ogni allegato è legato a una nota specifica, in modo da poterli ritrovare facilmente in futuro.</w:t>
-            </w:r>
-          </w:p>
-          <w:p>
-            <w:pPr>
-              <w:pStyle w:val="Paragrafoelenco"/>
-              <w:numPr>
-                <w:ilvl w:val="0"/>
-                <w:numId w:val="26"/>
-              </w:numPr>
-              <w:rPr>
-                <w:rFonts w:ascii="Arial" w:hAnsi="Arial" w:cs="Arial"/>
-              </w:rPr>
-            </w:pPr>
-            <w:r>
-              <w:rPr>
-                <w:rFonts w:ascii="Arial" w:hAnsi="Arial" w:cs="Arial"/>
-              </w:rPr>
-              <w:t>Test e debugging:</w:t>
+              <w:t xml:space="preserve"> e su visivamente, non ancora provato su server)</w:t>
             </w:r>
           </w:p>
           <w:p>
@@ -634,8 +242,70 @@
                 <w:lang w:eastAsia="it-CH"/>
               </w:rPr>
             </w:pPr>
+            <w:r>
+              <w:rPr>
+                <w:lang w:eastAsia="it-CH"/>
+              </w:rPr>
+              <w:t>Documentazione Sprint 3</w:t>
+            </w:r>
+          </w:p>
+          <w:p>
+            <w:pPr>
+              <w:pStyle w:val="Paragrafoelenco"/>
+              <w:numPr>
+                <w:ilvl w:val="0"/>
+                <w:numId w:val="26"/>
+              </w:numPr>
+              <w:rPr>
+                <w:lang w:eastAsia="it-CH"/>
+              </w:rPr>
+            </w:pPr>
+            <w:r>
+              <w:rPr>
+                <w:lang w:eastAsia="it-CH"/>
+              </w:rPr>
+              <w:t xml:space="preserve">Studiato come funziona il </w:t>
+            </w:r>
+            <w:proofErr w:type="spellStart"/>
+            <w:r>
+              <w:rPr>
+                <w:lang w:eastAsia="it-CH"/>
+              </w:rPr>
+              <w:t>Captcha</w:t>
+            </w:r>
+            <w:proofErr w:type="spellEnd"/>
+            <w:r>
+              <w:rPr>
+                <w:lang w:eastAsia="it-CH"/>
+              </w:rPr>
+              <w:t xml:space="preserve"> v3</w:t>
+            </w:r>
             <w:bookmarkStart w:id="3" w:name="_GoBack"/>
             <w:bookmarkEnd w:id="3"/>
+            <w:r>
+              <w:rPr>
+                <w:lang w:eastAsia="it-CH"/>
+              </w:rPr>
+              <w:t xml:space="preserve"> (Casamatta)</w:t>
+            </w:r>
+          </w:p>
+          <w:p>
+            <w:pPr>
+              <w:pStyle w:val="Paragrafoelenco"/>
+              <w:numPr>
+                <w:ilvl w:val="0"/>
+                <w:numId w:val="26"/>
+              </w:numPr>
+              <w:rPr>
+                <w:lang w:eastAsia="it-CH"/>
+              </w:rPr>
+            </w:pPr>
+            <w:r>
+              <w:rPr>
+                <w:lang w:eastAsia="it-CH"/>
+              </w:rPr>
+              <w:t xml:space="preserve">Studiato e imparato Canvas (paolo) </w:t>
+            </w:r>
           </w:p>
         </w:tc>
       </w:tr>
@@ -938,24 +608,6 @@
                 <w:rFonts w:ascii="Arial" w:hAnsi="Arial" w:cs="Arial"/>
               </w:rPr>
               <w:t xml:space="preserve">Paolo: </w:t>
-            </w:r>
-          </w:p>
-          <w:p>
-            <w:pPr>
-              <w:pStyle w:val="Paragrafoelenco"/>
-              <w:numPr>
-                <w:ilvl w:val="0"/>
-                <w:numId w:val="26"/>
-              </w:numPr>
-              <w:rPr>
-                <w:rFonts w:ascii="Arial" w:hAnsi="Arial" w:cs="Arial"/>
-              </w:rPr>
-            </w:pPr>
-            <w:r>
-              <w:rPr>
-                <w:rFonts w:ascii="Arial" w:hAnsi="Arial" w:cs="Arial"/>
-              </w:rPr>
-              <w:t xml:space="preserve">Salvare attachments </w:t>
             </w:r>
           </w:p>
           <w:p>
@@ -1237,7 +889,6 @@
               <w:rPr>
                 <w:rFonts w:ascii="Arial" w:hAnsi="Arial" w:cs="Arial"/>
               </w:rPr>
-              <w:lastRenderedPageBreak/>
               <w:t xml:space="preserve">Sprint </w:t>
             </w:r>
             <w:proofErr w:type="spellStart"/>
@@ -7732,6 +7383,7 @@
     <w:rsid w:val="008C7D8E"/>
     <w:rsid w:val="008E6A10"/>
     <w:rsid w:val="008F0569"/>
+    <w:rsid w:val="008F1140"/>
     <w:rsid w:val="00910CDF"/>
     <w:rsid w:val="009135E1"/>
     <w:rsid w:val="00914221"/>
@@ -7764,6 +7416,7 @@
     <w:rsid w:val="00BD7A14"/>
     <w:rsid w:val="00C22A10"/>
     <w:rsid w:val="00C57AC2"/>
+    <w:rsid w:val="00CA38B5"/>
     <w:rsid w:val="00CB349C"/>
     <w:rsid w:val="00CC4554"/>
     <w:rsid w:val="00CC5E51"/>
@@ -8591,7 +8244,7 @@
 </file>
 
 <file path=customXml/itemProps1.xml><?xml version="1.0" encoding="utf-8"?>
-<ds:datastoreItem xmlns:ds="http://schemas.openxmlformats.org/officeDocument/2006/customXml" ds:itemID="{69FAE165-8E68-490A-82F9-C3BBC2ACB205}">
+<ds:datastoreItem xmlns:ds="http://schemas.openxmlformats.org/officeDocument/2006/customXml" ds:itemID="{1E6D3F65-2AB8-4352-9D98-405FEE92ED96}">
   <ds:schemaRefs>
     <ds:schemaRef ds:uri="http://schemas.openxmlformats.org/officeDocument/2006/bibliography"/>
   </ds:schemaRefs>

--- a/4_Diari/2025.04.16.docx
+++ b/4_Diari/2025.04.16.docx
@@ -280,8 +280,6 @@
               </w:rPr>
               <w:t xml:space="preserve"> v3</w:t>
             </w:r>
-            <w:bookmarkStart w:id="3" w:name="_GoBack"/>
-            <w:bookmarkEnd w:id="3"/>
             <w:r>
               <w:rPr>
                 <w:lang w:eastAsia="it-CH"/>
@@ -306,6 +304,64 @@
               </w:rPr>
               <w:t xml:space="preserve">Studiato e imparato Canvas (paolo) </w:t>
             </w:r>
+          </w:p>
+          <w:p>
+            <w:pPr>
+              <w:pStyle w:val="Paragrafoelenco"/>
+              <w:numPr>
+                <w:ilvl w:val="0"/>
+                <w:numId w:val="26"/>
+              </w:numPr>
+              <w:rPr>
+                <w:lang w:eastAsia="it-CH"/>
+              </w:rPr>
+            </w:pPr>
+            <w:r>
+              <w:rPr>
+                <w:lang w:eastAsia="it-CH"/>
+              </w:rPr>
+              <w:t xml:space="preserve">Aggiornato </w:t>
+            </w:r>
+            <w:proofErr w:type="spellStart"/>
+            <w:r>
+              <w:rPr>
+                <w:lang w:eastAsia="it-CH"/>
+              </w:rPr>
+              <w:t>gitignore</w:t>
+            </w:r>
+            <w:proofErr w:type="spellEnd"/>
+          </w:p>
+          <w:p>
+            <w:pPr>
+              <w:pStyle w:val="Paragrafoelenco"/>
+              <w:numPr>
+                <w:ilvl w:val="0"/>
+                <w:numId w:val="26"/>
+              </w:numPr>
+              <w:rPr>
+                <w:lang w:eastAsia="it-CH"/>
+              </w:rPr>
+            </w:pPr>
+            <w:r>
+              <w:rPr>
+                <w:lang w:eastAsia="it-CH"/>
+              </w:rPr>
+              <w:t>Riformattato nome file tutti con iniziale minuscolo</w:t>
+            </w:r>
+          </w:p>
+          <w:p>
+            <w:pPr>
+              <w:pStyle w:val="Paragrafoelenco"/>
+              <w:numPr>
+                <w:ilvl w:val="0"/>
+                <w:numId w:val="26"/>
+              </w:numPr>
+              <w:rPr>
+                <w:lang w:eastAsia="it-CH"/>
+              </w:rPr>
+            </w:pPr>
+            <w:bookmarkStart w:id="3" w:name="_GoBack"/>
+            <w:bookmarkEnd w:id="3"/>
           </w:p>
         </w:tc>
       </w:tr>
@@ -7343,6 +7399,7 @@
     <w:rsid w:val="004108D2"/>
     <w:rsid w:val="00417026"/>
     <w:rsid w:val="00417A30"/>
+    <w:rsid w:val="00425BA4"/>
     <w:rsid w:val="00453BEA"/>
     <w:rsid w:val="004576F0"/>
     <w:rsid w:val="00465B6E"/>
@@ -8244,7 +8301,7 @@
 </file>
 
 <file path=customXml/itemProps1.xml><?xml version="1.0" encoding="utf-8"?>
-<ds:datastoreItem xmlns:ds="http://schemas.openxmlformats.org/officeDocument/2006/customXml" ds:itemID="{1E6D3F65-2AB8-4352-9D98-405FEE92ED96}">
+<ds:datastoreItem xmlns:ds="http://schemas.openxmlformats.org/officeDocument/2006/customXml" ds:itemID="{55BEBA41-7A89-4EF2-ABEE-FBB5D6EC5D6B}">
   <ds:schemaRefs>
     <ds:schemaRef ds:uri="http://schemas.openxmlformats.org/officeDocument/2006/bibliography"/>
   </ds:schemaRefs>

--- a/4_Diari/2025.04.16.docx
+++ b/4_Diari/2025.04.16.docx
@@ -360,8 +360,6 @@
                 <w:lang w:eastAsia="it-CH"/>
               </w:rPr>
             </w:pPr>
-            <w:bookmarkStart w:id="3" w:name="_GoBack"/>
-            <w:bookmarkEnd w:id="3"/>
           </w:p>
         </w:tc>
       </w:tr>
@@ -908,6 +906,214 @@
                 <w:rFonts w:ascii="Arial" w:hAnsi="Arial" w:cs="Arial"/>
               </w:rPr>
               <w:t>Discusso dalle alle</w:t>
+            </w:r>
+            <w:r>
+              <w:rPr>
+                <w:rFonts w:ascii="Arial" w:hAnsi="Arial" w:cs="Arial"/>
+              </w:rPr>
+              <w:t xml:space="preserve">, salvare nota poi chiedere id al DB, </w:t>
+            </w:r>
+            <w:proofErr w:type="spellStart"/>
+            <w:r>
+              <w:rPr>
+                <w:rFonts w:ascii="Arial" w:hAnsi="Arial" w:cs="Arial"/>
+              </w:rPr>
+              <w:t>getLastInsertId</w:t>
+            </w:r>
+            <w:proofErr w:type="spellEnd"/>
+            <w:r>
+              <w:rPr>
+                <w:rFonts w:ascii="Arial" w:hAnsi="Arial" w:cs="Arial"/>
+              </w:rPr>
+              <w:t xml:space="preserve"> funzione che prende ultimo id della sessione.</w:t>
+            </w:r>
+            <w:r>
+              <w:rPr>
+                <w:rFonts w:ascii="Arial" w:hAnsi="Arial" w:cs="Arial"/>
+              </w:rPr>
+              <w:t xml:space="preserve"> Cambiare </w:t>
+            </w:r>
+            <w:proofErr w:type="spellStart"/>
+            <w:r>
+              <w:rPr>
+                <w:rFonts w:ascii="Arial" w:hAnsi="Arial" w:cs="Arial"/>
+              </w:rPr>
+              <w:t>h</w:t>
+            </w:r>
+            <w:r>
+              <w:rPr>
+                <w:rFonts w:ascii="Arial" w:hAnsi="Arial" w:cs="Arial"/>
+              </w:rPr>
+              <w:t>t</w:t>
+            </w:r>
+            <w:r>
+              <w:rPr>
+                <w:rFonts w:ascii="Arial" w:hAnsi="Arial" w:cs="Arial"/>
+              </w:rPr>
+              <w:t>tp.conf</w:t>
+            </w:r>
+            <w:proofErr w:type="spellEnd"/>
+            <w:r>
+              <w:rPr>
+                <w:rFonts w:ascii="Arial" w:hAnsi="Arial" w:cs="Arial"/>
+              </w:rPr>
+              <w:t xml:space="preserve"> per evitare tutto il percorso</w:t>
+            </w:r>
+            <w:r>
+              <w:rPr>
+                <w:rFonts w:ascii="Arial" w:hAnsi="Arial" w:cs="Arial"/>
+              </w:rPr>
+              <w:t xml:space="preserve">, gestire dimensione allegati, attenzione alla configurazione di apache e di </w:t>
+            </w:r>
+            <w:proofErr w:type="spellStart"/>
+            <w:r>
+              <w:rPr>
+                <w:rFonts w:ascii="Arial" w:hAnsi="Arial" w:cs="Arial"/>
+              </w:rPr>
+              <w:t>php</w:t>
+            </w:r>
+            <w:proofErr w:type="spellEnd"/>
+            <w:r>
+              <w:rPr>
+                <w:rFonts w:ascii="Arial" w:hAnsi="Arial" w:cs="Arial"/>
+              </w:rPr>
+              <w:t xml:space="preserve">, usare </w:t>
+            </w:r>
+            <w:proofErr w:type="spellStart"/>
+            <w:r>
+              <w:rPr>
+                <w:rFonts w:ascii="Arial" w:hAnsi="Arial" w:cs="Arial"/>
+              </w:rPr>
+              <w:t>php</w:t>
+            </w:r>
+            <w:proofErr w:type="spellEnd"/>
+            <w:r>
+              <w:rPr>
+                <w:rFonts w:ascii="Arial" w:hAnsi="Arial" w:cs="Arial"/>
+              </w:rPr>
+              <w:t xml:space="preserve"> info per info maggiori, creare </w:t>
+            </w:r>
+            <w:proofErr w:type="spellStart"/>
+            <w:r>
+              <w:rPr>
+                <w:rFonts w:ascii="Arial" w:hAnsi="Arial" w:cs="Arial"/>
+              </w:rPr>
+              <w:t>php</w:t>
+            </w:r>
+            <w:proofErr w:type="spellEnd"/>
+            <w:r>
+              <w:rPr>
+                <w:rFonts w:ascii="Arial" w:hAnsi="Arial" w:cs="Arial"/>
+              </w:rPr>
+              <w:t xml:space="preserve"> info</w:t>
+            </w:r>
+            <w:r>
+              <w:rPr>
+                <w:rFonts w:ascii="Arial" w:hAnsi="Arial" w:cs="Arial"/>
+              </w:rPr>
+              <w:t>.</w:t>
+            </w:r>
+          </w:p>
+          <w:p>
+            <w:pPr>
+              <w:rPr>
+                <w:rFonts w:ascii="Arial" w:hAnsi="Arial" w:cs="Arial"/>
+              </w:rPr>
+            </w:pPr>
+            <w:r>
+              <w:rPr>
+                <w:rFonts w:ascii="Arial" w:hAnsi="Arial" w:cs="Arial"/>
+              </w:rPr>
+              <w:lastRenderedPageBreak/>
+              <w:t>Priorità tutto ciò che ha a che fare con l’utente e permessi</w:t>
+            </w:r>
+            <w:r>
+              <w:rPr>
+                <w:rFonts w:ascii="Arial" w:hAnsi="Arial" w:cs="Arial"/>
+              </w:rPr>
+              <w:t>, utente deve vedere solo le proprie note</w:t>
+            </w:r>
+            <w:bookmarkStart w:id="3" w:name="_GoBack"/>
+            <w:bookmarkEnd w:id="3"/>
+            <w:r>
+              <w:rPr>
+                <w:rFonts w:ascii="Arial" w:hAnsi="Arial" w:cs="Arial"/>
+              </w:rPr>
+              <w:t>.</w:t>
+            </w:r>
+          </w:p>
+          <w:p>
+            <w:pPr>
+              <w:rPr>
+                <w:rFonts w:ascii="Arial" w:hAnsi="Arial" w:cs="Arial"/>
+              </w:rPr>
+            </w:pPr>
+            <w:r>
+              <w:rPr>
+                <w:rFonts w:ascii="Arial" w:hAnsi="Arial" w:cs="Arial"/>
+              </w:rPr>
+              <w:t xml:space="preserve">Sistemare </w:t>
+            </w:r>
+            <w:proofErr w:type="spellStart"/>
+            <w:r>
+              <w:rPr>
+                <w:rFonts w:ascii="Arial" w:hAnsi="Arial" w:cs="Arial"/>
+              </w:rPr>
+              <w:t>git</w:t>
+            </w:r>
+            <w:proofErr w:type="spellEnd"/>
+            <w:r>
+              <w:rPr>
+                <w:rFonts w:ascii="Arial" w:hAnsi="Arial" w:cs="Arial"/>
+              </w:rPr>
+              <w:t xml:space="preserve"> </w:t>
+            </w:r>
+            <w:proofErr w:type="spellStart"/>
+            <w:r>
+              <w:rPr>
+                <w:rFonts w:ascii="Arial" w:hAnsi="Arial" w:cs="Arial"/>
+              </w:rPr>
+              <w:t>ignore</w:t>
+            </w:r>
+            <w:proofErr w:type="spellEnd"/>
+            <w:r>
+              <w:rPr>
+                <w:rFonts w:ascii="Arial" w:hAnsi="Arial" w:cs="Arial"/>
+              </w:rPr>
+              <w:t xml:space="preserve"> togliendo file temporanei di word</w:t>
+            </w:r>
+          </w:p>
+          <w:p>
+            <w:pPr>
+              <w:rPr>
+                <w:rFonts w:ascii="Arial" w:hAnsi="Arial" w:cs="Arial"/>
+              </w:rPr>
+            </w:pPr>
+            <w:r>
+              <w:rPr>
+                <w:rFonts w:ascii="Arial" w:hAnsi="Arial" w:cs="Arial"/>
+              </w:rPr>
+              <w:t xml:space="preserve">Quando si elimina </w:t>
+            </w:r>
+            <w:r>
+              <w:rPr>
+                <w:rFonts w:ascii="Arial" w:hAnsi="Arial" w:cs="Arial"/>
+              </w:rPr>
+              <w:t xml:space="preserve">utente le note </w:t>
+            </w:r>
+            <w:proofErr w:type="spellStart"/>
+            <w:r>
+              <w:rPr>
+                <w:rFonts w:ascii="Arial" w:hAnsi="Arial" w:cs="Arial"/>
+              </w:rPr>
+              <w:t>coorelate</w:t>
+            </w:r>
+            <w:proofErr w:type="spellEnd"/>
+            <w:r>
+              <w:rPr>
+                <w:rFonts w:ascii="Arial" w:hAnsi="Arial" w:cs="Arial"/>
+              </w:rPr>
+              <w:t xml:space="preserve"> devono eliminarsi.</w:t>
             </w:r>
           </w:p>
         </w:tc>
@@ -7421,6 +7627,7 @@
     <w:rsid w:val="00670B36"/>
     <w:rsid w:val="00673D1E"/>
     <w:rsid w:val="00682218"/>
+    <w:rsid w:val="006C2E75"/>
     <w:rsid w:val="006D01E3"/>
     <w:rsid w:val="00724B9C"/>
     <w:rsid w:val="00754822"/>
@@ -8301,7 +8508,7 @@
 </file>
 
 <file path=customXml/itemProps1.xml><?xml version="1.0" encoding="utf-8"?>
-<ds:datastoreItem xmlns:ds="http://schemas.openxmlformats.org/officeDocument/2006/customXml" ds:itemID="{55BEBA41-7A89-4EF2-ABEE-FBB5D6EC5D6B}">
+<ds:datastoreItem xmlns:ds="http://schemas.openxmlformats.org/officeDocument/2006/customXml" ds:itemID="{2C622D65-1B9A-4D7A-B495-D3CA40A85E4B}">
   <ds:schemaRefs>
     <ds:schemaRef ds:uri="http://schemas.openxmlformats.org/officeDocument/2006/bibliography"/>
   </ds:schemaRefs>
